--- a/Q01.docx
+++ b/Q01.docx
@@ -235,6 +235,16 @@
             </w:r>
             <w:r>
               <w:rPr>
+                <w:rFonts w:cs="B Mitra"/>
+                <w:b/>
+                <w:bCs/>
+                <w:sz w:val="16"/>
+                <w:szCs w:val="16"/>
+              </w:rPr>
+              <w:t xml:space="preserve"> </w:t>
+            </w:r>
+            <w:r>
+              <w:rPr>
                 <w:rFonts w:cs="Cambria" w:hint="cs"/>
                 <w:b/>
                 <w:bCs/>
@@ -340,7 +350,7 @@
           <w:p>
             <w:pPr>
               <w:rPr>
-                <w:rFonts w:cs="Cambria" w:hint="cs"/>
+                <w:rFonts w:cs="Cambria"/>
                 <w:b/>
                 <w:bCs/>
                 <w:sz w:val="16"/>
@@ -1464,6 +1474,7 @@
               </w:rPr>
               <w:t>@</w:t>
             </w:r>
+            <w:proofErr w:type="spellStart"/>
             <w:r>
               <w:rPr>
                 <w:rFonts w:cs="Calibri"/>
@@ -1475,6 +1486,7 @@
               </w:rPr>
               <w:t>VoyageNoticeDate</w:t>
             </w:r>
+            <w:proofErr w:type="spellEnd"/>
             <w:r>
               <w:rPr>
                 <w:rFonts w:cs="Calibri"/>
@@ -2231,6 +2243,7 @@
                     </w:rPr>
                     <w:t>@</w:t>
                   </w:r>
+                  <w:proofErr w:type="gramStart"/>
                   <w:r>
                     <w:rPr>
                       <w:rFonts w:cs="B Nazanin"/>
@@ -2241,7 +2254,14 @@
                     <w:rPr>
                       <w:rFonts w:cs="B Nazanin"/>
                     </w:rPr>
-                    <w:t>Items@</w:t>
+                    <w:t>Items</w:t>
+                  </w:r>
+                  <w:proofErr w:type="gramEnd"/>
+                  <w:r>
+                    <w:rPr>
+                      <w:rFonts w:cs="B Nazanin"/>
+                    </w:rPr>
+                    <w:t>@</w:t>
                   </w:r>
                 </w:p>
               </w:tc>
@@ -4046,6 +4066,7 @@
               </w:rPr>
               <w:t>@</w:t>
             </w:r>
+            <w:proofErr w:type="spellStart"/>
             <w:r>
               <w:rPr>
                 <w:rFonts w:cs="B Mitra"/>
@@ -4057,6 +4078,7 @@
               </w:rPr>
               <w:t>ExpirationDate</w:t>
             </w:r>
+            <w:proofErr w:type="spellEnd"/>
             <w:r>
               <w:rPr>
                 <w:rFonts w:cs="B Mitra" w:hint="cs"/>
@@ -4103,7 +4125,78 @@
                 <w:rtl/>
                 <w:lang w:bidi="fa-IR"/>
               </w:rPr>
-              <w:t>تمديد شده تا تاريخ ............. تمديد شده تا تاريخ ............... تمدید شده تا تاریخ ...............</w:t>
+              <w:t xml:space="preserve">تمديد شده تا تاريخ </w:t>
+            </w:r>
+            <w:r>
+              <w:rPr>
+                <w:rFonts w:cs="B Mitra" w:hint="cs"/>
+                <w:b/>
+                <w:bCs/>
+                <w:sz w:val="18"/>
+                <w:szCs w:val="18"/>
+                <w:rtl/>
+                <w:lang w:bidi="fa-IR"/>
+              </w:rPr>
+              <w:t>....................</w:t>
+            </w:r>
+            <w:r>
+              <w:rPr>
+                <w:rFonts w:cs="B Mitra" w:hint="cs"/>
+                <w:b/>
+                <w:bCs/>
+                <w:sz w:val="18"/>
+                <w:szCs w:val="18"/>
+                <w:rtl/>
+                <w:lang w:bidi="fa-IR"/>
+              </w:rPr>
+              <w:t xml:space="preserve"> تمديد شده تا تاريخ </w:t>
+            </w:r>
+            <w:r>
+              <w:rPr>
+                <w:rFonts w:cs="B Mitra" w:hint="cs"/>
+                <w:b/>
+                <w:bCs/>
+                <w:sz w:val="18"/>
+                <w:szCs w:val="18"/>
+                <w:rtl/>
+                <w:lang w:bidi="fa-IR"/>
+              </w:rPr>
+              <w:t>....................</w:t>
+            </w:r>
+            <w:r>
+              <w:rPr>
+                <w:rFonts w:cs="B Mitra"/>
+                <w:b/>
+                <w:bCs/>
+                <w:sz w:val="18"/>
+                <w:szCs w:val="18"/>
+                <w:lang w:bidi="fa-IR"/>
+              </w:rPr>
+              <w:t xml:space="preserve"> </w:t>
+            </w:r>
+            <w:r>
+              <w:rPr>
+                <w:rFonts w:cs="B Mitra" w:hint="cs"/>
+                <w:b/>
+                <w:bCs/>
+                <w:sz w:val="18"/>
+                <w:szCs w:val="18"/>
+                <w:rtl/>
+                <w:lang w:bidi="fa-IR"/>
+              </w:rPr>
+              <w:t xml:space="preserve">تمدید شده تا تاریخ </w:t>
+            </w:r>
+            <w:r>
+              <w:rPr>
+                <w:rFonts w:cs="B Mitra" w:hint="cs"/>
+                <w:b/>
+                <w:bCs/>
+                <w:sz w:val="18"/>
+                <w:szCs w:val="18"/>
+                <w:rtl/>
+                <w:lang w:bidi="fa-IR"/>
+              </w:rPr>
+              <w:t>....................</w:t>
             </w:r>
           </w:p>
           <w:p>
@@ -6058,6 +6151,7 @@
               </w:rPr>
               <w:t>@</w:t>
             </w:r>
+            <w:proofErr w:type="spellStart"/>
             <w:r>
               <w:rPr>
                 <w:rFonts w:cs="Calibri"/>
@@ -6067,6 +6161,7 @@
               </w:rPr>
               <w:t>OwnerName</w:t>
             </w:r>
+            <w:proofErr w:type="spellEnd"/>
             <w:r>
               <w:rPr>
                 <w:rFonts w:cs="Calibri" w:hint="cs"/>
@@ -6107,6 +6202,7 @@
               </w:rPr>
               <w:t>@</w:t>
             </w:r>
+            <w:proofErr w:type="spellStart"/>
             <w:r>
               <w:rPr>
                 <w:rFonts w:cs="Calibri"/>
@@ -6116,6 +6212,7 @@
               </w:rPr>
               <w:t>OwnerIdNumber</w:t>
             </w:r>
+            <w:proofErr w:type="spellEnd"/>
             <w:r>
               <w:rPr>
                 <w:rFonts w:cs="Calibri" w:hint="cs"/>
@@ -6166,6 +6263,7 @@
               </w:rPr>
               <w:t>@</w:t>
             </w:r>
+            <w:proofErr w:type="spellStart"/>
             <w:r>
               <w:rPr>
                 <w:rFonts w:cs="Calibri"/>
@@ -6175,6 +6273,7 @@
               </w:rPr>
               <w:t>OwnerAddress</w:t>
             </w:r>
+            <w:proofErr w:type="spellEnd"/>
             <w:r>
               <w:rPr>
                 <w:rFonts w:cs="Calibri" w:hint="cs"/>
@@ -7175,7 +7274,17 @@
                                 <w:rtl/>
                                 <w:lang w:bidi="fa-IR"/>
                               </w:rPr>
-                              <w:t xml:space="preserve">مخصوص تحویل </w:t>
+                              <w:t xml:space="preserve">مخصوص </w:t>
+                            </w:r>
+                            <w:r>
+                              <w:rPr>
+                                <w:rFonts w:cs="B Titr" w:hint="cs"/>
+                                <w:sz w:val="16"/>
+                                <w:szCs w:val="16"/>
+                                <w:rtl/>
+                                <w:lang w:bidi="fa-IR"/>
+                              </w:rPr>
+                              <w:t xml:space="preserve">تحویل </w:t>
                             </w:r>
                             <w:r>
                               <w:rPr>
@@ -7277,7 +7386,17 @@
                           <w:rtl/>
                           <w:lang w:bidi="fa-IR"/>
                         </w:rPr>
-                        <w:t xml:space="preserve">مخصوص تحویل </w:t>
+                        <w:t xml:space="preserve">مخصوص </w:t>
+                      </w:r>
+                      <w:r>
+                        <w:rPr>
+                          <w:rFonts w:cs="B Titr" w:hint="cs"/>
+                          <w:sz w:val="16"/>
+                          <w:szCs w:val="16"/>
+                          <w:rtl/>
+                          <w:lang w:bidi="fa-IR"/>
+                        </w:rPr>
+                        <w:t xml:space="preserve">تحویل </w:t>
                       </w:r>
                       <w:r>
                         <w:rPr>
